--- a/flutter more documents/f21_flutter_mobile_security_info.docx
+++ b/flutter more documents/f21_flutter_mobile_security_info.docx
@@ -1394,7 +1394,23 @@
           <w:sz w:val="36"/>
           <w:szCs w:val="36"/>
         </w:rPr>
-        <w:t xml:space="preserve"> and await </w:t>
+        <w:t xml:space="preserve"> and </w:t>
+      </w:r>
+      <w:r>
+        <w:rPr>
+          <w:b/>
+          <w:bCs/>
+          <w:sz w:val="36"/>
+          <w:szCs w:val="36"/>
+        </w:rPr>
+        <w:t>await</w:t>
+      </w:r>
+      <w:r>
+        <w:rPr>
+          <w:sz w:val="36"/>
+          <w:szCs w:val="36"/>
+        </w:rPr>
+        <w:t xml:space="preserve"> </w:t>
       </w:r>
       <w:proofErr w:type="spellStart"/>
       <w:r>
@@ -1671,6 +1687,8 @@
       <w:proofErr w:type="spellStart"/>
       <w:r>
         <w:rPr>
+          <w:b/>
+          <w:bCs/>
           <w:sz w:val="36"/>
           <w:szCs w:val="36"/>
         </w:rPr>
@@ -2499,10 +2517,37 @@
       </w:pPr>
       <w:r>
         <w:rPr>
-          <w:sz w:val="36"/>
-          <w:szCs w:val="36"/>
-        </w:rPr>
-        <w:t xml:space="preserve">Note: </w:t>
+          <w:b/>
+          <w:bCs/>
+          <w:sz w:val="36"/>
+          <w:szCs w:val="36"/>
+        </w:rPr>
+        <w:t>N</w:t>
+      </w:r>
+      <w:r>
+        <w:rPr>
+          <w:b/>
+          <w:bCs/>
+          <w:sz w:val="36"/>
+          <w:szCs w:val="36"/>
+        </w:rPr>
+        <w:t>OTE</w:t>
+      </w:r>
+      <w:r>
+        <w:rPr>
+          <w:b/>
+          <w:bCs/>
+          <w:sz w:val="36"/>
+          <w:szCs w:val="36"/>
+        </w:rPr>
+        <w:t>:</w:t>
+      </w:r>
+      <w:r>
+        <w:rPr>
+          <w:sz w:val="36"/>
+          <w:szCs w:val="36"/>
+        </w:rPr>
+        <w:t xml:space="preserve"> </w:t>
       </w:r>
       <w:r>
         <w:rPr>
@@ -7266,10 +7311,1401 @@
       <w:pPr>
         <w:jc w:val="both"/>
         <w:rPr>
-          <w:sz w:val="36"/>
-          <w:szCs w:val="36"/>
-        </w:rPr>
-      </w:pPr>
+          <w:b/>
+          <w:bCs/>
+          <w:sz w:val="36"/>
+          <w:szCs w:val="36"/>
+        </w:rPr>
+      </w:pPr>
+      <w:r>
+        <w:rPr>
+          <w:b/>
+          <w:bCs/>
+          <w:sz w:val="36"/>
+          <w:szCs w:val="36"/>
+        </w:rPr>
+        <w:t>Firebase Options API Keys:</w:t>
+      </w:r>
+    </w:p>
+    <w:p>
+      <w:pPr>
+        <w:jc w:val="both"/>
+        <w:rPr>
+          <w:sz w:val="36"/>
+          <w:szCs w:val="36"/>
+        </w:rPr>
+      </w:pPr>
+      <w:r>
+        <w:rPr>
+          <w:sz w:val="36"/>
+          <w:szCs w:val="36"/>
+        </w:rPr>
+        <w:t xml:space="preserve"># Sometimes </w:t>
+      </w:r>
+      <w:proofErr w:type="spellStart"/>
+      <w:r>
+        <w:rPr>
+          <w:b/>
+          <w:bCs/>
+          <w:sz w:val="36"/>
+          <w:szCs w:val="36"/>
+        </w:rPr>
+        <w:t>FlutterFire</w:t>
+      </w:r>
+      <w:proofErr w:type="spellEnd"/>
+      <w:r>
+        <w:rPr>
+          <w:sz w:val="36"/>
+          <w:szCs w:val="36"/>
+        </w:rPr>
+        <w:t xml:space="preserve"> CLI automatically generates Firebase Web/API keys and adds them in:</w:t>
+      </w:r>
+    </w:p>
+    <w:p>
+      <w:pPr>
+        <w:pStyle w:val="ListParagraph"/>
+        <w:numPr>
+          <w:ilvl w:val="0"/>
+          <w:numId w:val="5"/>
+        </w:numPr>
+        <w:jc w:val="both"/>
+        <w:rPr>
+          <w:b/>
+          <w:bCs/>
+          <w:sz w:val="36"/>
+          <w:szCs w:val="36"/>
+        </w:rPr>
+      </w:pPr>
+      <w:proofErr w:type="spellStart"/>
+      <w:r>
+        <w:rPr>
+          <w:b/>
+          <w:bCs/>
+          <w:sz w:val="36"/>
+          <w:szCs w:val="36"/>
+        </w:rPr>
+        <w:t>firebase_</w:t>
+      </w:r>
+      <w:proofErr w:type="gramStart"/>
+      <w:r>
+        <w:rPr>
+          <w:b/>
+          <w:bCs/>
+          <w:sz w:val="36"/>
+          <w:szCs w:val="36"/>
+        </w:rPr>
+        <w:t>options.dart</w:t>
+      </w:r>
+      <w:proofErr w:type="spellEnd"/>
+      <w:proofErr w:type="gramEnd"/>
+    </w:p>
+    <w:p>
+      <w:pPr>
+        <w:pStyle w:val="ListParagraph"/>
+        <w:numPr>
+          <w:ilvl w:val="0"/>
+          <w:numId w:val="5"/>
+        </w:numPr>
+        <w:jc w:val="both"/>
+        <w:rPr>
+          <w:sz w:val="36"/>
+          <w:szCs w:val="36"/>
+        </w:rPr>
+      </w:pPr>
+      <w:r>
+        <w:rPr>
+          <w:b/>
+          <w:bCs/>
+          <w:sz w:val="36"/>
+          <w:szCs w:val="36"/>
+        </w:rPr>
+        <w:t>google-</w:t>
+      </w:r>
+      <w:proofErr w:type="spellStart"/>
+      <w:proofErr w:type="gramStart"/>
+      <w:r>
+        <w:rPr>
+          <w:b/>
+          <w:bCs/>
+          <w:sz w:val="36"/>
+          <w:szCs w:val="36"/>
+        </w:rPr>
+        <w:t>services.json</w:t>
+      </w:r>
+      <w:proofErr w:type="spellEnd"/>
+      <w:proofErr w:type="gramEnd"/>
+      <w:r>
+        <w:rPr>
+          <w:b/>
+          <w:bCs/>
+          <w:sz w:val="36"/>
+          <w:szCs w:val="36"/>
+        </w:rPr>
+        <w:t xml:space="preserve"> </w:t>
+      </w:r>
+      <w:r>
+        <w:rPr>
+          <w:sz w:val="36"/>
+          <w:szCs w:val="36"/>
+        </w:rPr>
+        <w:t>(for android)</w:t>
+      </w:r>
+    </w:p>
+    <w:p>
+      <w:pPr>
+        <w:pStyle w:val="ListParagraph"/>
+        <w:numPr>
+          <w:ilvl w:val="0"/>
+          <w:numId w:val="5"/>
+        </w:numPr>
+        <w:jc w:val="both"/>
+        <w:rPr>
+          <w:b/>
+          <w:bCs/>
+          <w:sz w:val="36"/>
+          <w:szCs w:val="36"/>
+        </w:rPr>
+      </w:pPr>
+      <w:proofErr w:type="spellStart"/>
+      <w:r>
+        <w:rPr>
+          <w:b/>
+          <w:bCs/>
+          <w:sz w:val="36"/>
+          <w:szCs w:val="36"/>
+        </w:rPr>
+        <w:lastRenderedPageBreak/>
+        <w:t>GoogleService-Info.plist</w:t>
+      </w:r>
+      <w:proofErr w:type="spellEnd"/>
+      <w:r>
+        <w:rPr>
+          <w:b/>
+          <w:bCs/>
+          <w:sz w:val="36"/>
+          <w:szCs w:val="36"/>
+        </w:rPr>
+        <w:t xml:space="preserve"> </w:t>
+      </w:r>
+      <w:r>
+        <w:rPr>
+          <w:sz w:val="36"/>
+          <w:szCs w:val="36"/>
+        </w:rPr>
+        <w:t xml:space="preserve">(for </w:t>
+      </w:r>
+      <w:proofErr w:type="spellStart"/>
+      <w:r>
+        <w:rPr>
+          <w:sz w:val="36"/>
+          <w:szCs w:val="36"/>
+        </w:rPr>
+        <w:t>iphone</w:t>
+      </w:r>
+      <w:proofErr w:type="spellEnd"/>
+      <w:r>
+        <w:rPr>
+          <w:sz w:val="36"/>
+          <w:szCs w:val="36"/>
+        </w:rPr>
+        <w:t>)</w:t>
+      </w:r>
+    </w:p>
+    <w:p>
+      <w:pPr>
+        <w:jc w:val="both"/>
+        <w:rPr>
+          <w:sz w:val="36"/>
+          <w:szCs w:val="36"/>
+        </w:rPr>
+      </w:pPr>
+      <w:r>
+        <w:rPr>
+          <w:sz w:val="36"/>
+          <w:szCs w:val="36"/>
+        </w:rPr>
+        <w:t xml:space="preserve"># This is normal and add required to run the Flutter App but GitHub warns us in </w:t>
+      </w:r>
+      <w:r>
+        <w:rPr>
+          <w:b/>
+          <w:bCs/>
+          <w:sz w:val="36"/>
+          <w:szCs w:val="36"/>
+        </w:rPr>
+        <w:t>security and quality</w:t>
+      </w:r>
+      <w:r>
+        <w:rPr>
+          <w:sz w:val="36"/>
+          <w:szCs w:val="36"/>
+        </w:rPr>
+        <w:t xml:space="preserve"> section of the repo because </w:t>
+      </w:r>
+      <w:r>
+        <w:rPr>
+          <w:sz w:val="36"/>
+          <w:szCs w:val="36"/>
+        </w:rPr>
+        <w:t>the key format matches Google API key patterns</w:t>
+      </w:r>
+      <w:r>
+        <w:rPr>
+          <w:sz w:val="36"/>
+          <w:szCs w:val="36"/>
+        </w:rPr>
+        <w:t xml:space="preserve"> </w:t>
+      </w:r>
+      <w:r>
+        <w:rPr>
+          <w:sz w:val="36"/>
+          <w:szCs w:val="36"/>
+        </w:rPr>
+        <w:t>GitHub cannot know whether it is restricted or dangerous</w:t>
+      </w:r>
+    </w:p>
+    <w:p>
+      <w:pPr>
+        <w:jc w:val="both"/>
+        <w:rPr>
+          <w:sz w:val="36"/>
+          <w:szCs w:val="36"/>
+        </w:rPr>
+      </w:pPr>
+    </w:p>
+    <w:p>
+      <w:pPr>
+        <w:jc w:val="both"/>
+        <w:rPr>
+          <w:sz w:val="36"/>
+          <w:szCs w:val="36"/>
+        </w:rPr>
+      </w:pPr>
+      <w:r>
+        <w:rPr>
+          <w:sz w:val="36"/>
+          <w:szCs w:val="36"/>
+        </w:rPr>
+        <w:t>Need to Do:</w:t>
+      </w:r>
+    </w:p>
+    <w:p>
+      <w:pPr>
+        <w:jc w:val="both"/>
+        <w:rPr>
+          <w:sz w:val="36"/>
+          <w:szCs w:val="36"/>
+        </w:rPr>
+      </w:pPr>
+      <w:r>
+        <w:rPr>
+          <w:sz w:val="36"/>
+          <w:szCs w:val="36"/>
+        </w:rPr>
+        <w:t xml:space="preserve"># </w:t>
+      </w:r>
+      <w:r>
+        <w:rPr>
+          <w:sz w:val="36"/>
+          <w:szCs w:val="36"/>
+        </w:rPr>
+        <w:t xml:space="preserve">Even though Firebase API keys are public-facing, </w:t>
+      </w:r>
+      <w:r>
+        <w:rPr>
+          <w:sz w:val="36"/>
+          <w:szCs w:val="36"/>
+        </w:rPr>
+        <w:t>we</w:t>
+      </w:r>
+      <w:r>
+        <w:rPr>
+          <w:sz w:val="36"/>
+          <w:szCs w:val="36"/>
+        </w:rPr>
+        <w:t xml:space="preserve"> should still restrict them properly.</w:t>
+      </w:r>
+      <w:r>
+        <w:rPr>
+          <w:sz w:val="36"/>
+          <w:szCs w:val="36"/>
+        </w:rPr>
+        <w:t xml:space="preserve"> </w:t>
+      </w:r>
+      <w:r>
+        <w:rPr>
+          <w:sz w:val="36"/>
+          <w:szCs w:val="36"/>
+        </w:rPr>
+        <w:t>Go to</w:t>
+      </w:r>
+      <w:r>
+        <w:rPr>
+          <w:sz w:val="36"/>
+          <w:szCs w:val="36"/>
+        </w:rPr>
+        <w:t xml:space="preserve">, </w:t>
+      </w:r>
+      <w:r>
+        <w:rPr>
+          <w:b/>
+          <w:bCs/>
+          <w:sz w:val="36"/>
+          <w:szCs w:val="36"/>
+        </w:rPr>
+        <w:t>Google Cloud Console Credentials</w:t>
+      </w:r>
+      <w:r>
+        <w:rPr>
+          <w:b/>
+          <w:bCs/>
+          <w:sz w:val="36"/>
+          <w:szCs w:val="36"/>
+        </w:rPr>
+        <w:t xml:space="preserve"> </w:t>
+      </w:r>
+      <w:r>
+        <w:rPr>
+          <w:sz w:val="36"/>
+          <w:szCs w:val="36"/>
+        </w:rPr>
+        <w:t xml:space="preserve">website. </w:t>
+      </w:r>
+      <w:r>
+        <w:rPr>
+          <w:sz w:val="36"/>
+          <w:szCs w:val="36"/>
+        </w:rPr>
+        <w:t>Then:</w:t>
+      </w:r>
+    </w:p>
+    <w:p>
+      <w:pPr>
+        <w:pStyle w:val="ListParagraph"/>
+        <w:numPr>
+          <w:ilvl w:val="0"/>
+          <w:numId w:val="6"/>
+        </w:numPr>
+        <w:jc w:val="both"/>
+        <w:rPr>
+          <w:sz w:val="36"/>
+          <w:szCs w:val="36"/>
+        </w:rPr>
+      </w:pPr>
+      <w:r>
+        <w:rPr>
+          <w:sz w:val="36"/>
+          <w:szCs w:val="36"/>
+        </w:rPr>
+        <w:t>Select the API key</w:t>
+      </w:r>
+    </w:p>
+    <w:p>
+      <w:pPr>
+        <w:pStyle w:val="ListParagraph"/>
+        <w:numPr>
+          <w:ilvl w:val="0"/>
+          <w:numId w:val="6"/>
+        </w:numPr>
+        <w:jc w:val="both"/>
+        <w:rPr>
+          <w:sz w:val="36"/>
+          <w:szCs w:val="36"/>
+        </w:rPr>
+      </w:pPr>
+      <w:r>
+        <w:rPr>
+          <w:sz w:val="36"/>
+          <w:szCs w:val="36"/>
+        </w:rPr>
+        <w:t>Add restrictions</w:t>
+      </w:r>
+    </w:p>
+    <w:p>
+      <w:pPr>
+        <w:jc w:val="both"/>
+        <w:rPr>
+          <w:sz w:val="36"/>
+          <w:szCs w:val="36"/>
+        </w:rPr>
+      </w:pPr>
+    </w:p>
+    <w:p>
+      <w:pPr>
+        <w:jc w:val="both"/>
+        <w:rPr>
+          <w:sz w:val="36"/>
+          <w:szCs w:val="36"/>
+        </w:rPr>
+      </w:pPr>
+      <w:r>
+        <w:rPr>
+          <w:sz w:val="36"/>
+          <w:szCs w:val="36"/>
+        </w:rPr>
+        <w:t>Recommended restrictions</w:t>
+      </w:r>
+      <w:r>
+        <w:rPr>
+          <w:sz w:val="36"/>
+          <w:szCs w:val="36"/>
+        </w:rPr>
+        <w:t>:</w:t>
+      </w:r>
+    </w:p>
+    <w:p>
+      <w:pPr>
+        <w:jc w:val="both"/>
+        <w:rPr>
+          <w:sz w:val="36"/>
+          <w:szCs w:val="36"/>
+        </w:rPr>
+      </w:pPr>
+      <w:r>
+        <w:rPr>
+          <w:sz w:val="36"/>
+          <w:szCs w:val="36"/>
+        </w:rPr>
+        <w:t xml:space="preserve"># </w:t>
+      </w:r>
+      <w:r>
+        <w:rPr>
+          <w:sz w:val="36"/>
+          <w:szCs w:val="36"/>
+        </w:rPr>
+        <w:t>For Android</w:t>
+      </w:r>
+      <w:r>
+        <w:rPr>
+          <w:sz w:val="36"/>
+          <w:szCs w:val="36"/>
+        </w:rPr>
+        <w:t>, r</w:t>
+      </w:r>
+      <w:r>
+        <w:rPr>
+          <w:sz w:val="36"/>
+          <w:szCs w:val="36"/>
+        </w:rPr>
+        <w:t>estrict using:</w:t>
+      </w:r>
+    </w:p>
+    <w:p>
+      <w:pPr>
+        <w:jc w:val="both"/>
+        <w:rPr>
+          <w:b/>
+          <w:bCs/>
+          <w:sz w:val="36"/>
+          <w:szCs w:val="36"/>
+        </w:rPr>
+      </w:pPr>
+      <w:r>
+        <w:rPr>
+          <w:b/>
+          <w:bCs/>
+          <w:sz w:val="36"/>
+          <w:szCs w:val="36"/>
+        </w:rPr>
+        <w:t>Package name</w:t>
+      </w:r>
+    </w:p>
+    <w:p>
+      <w:pPr>
+        <w:jc w:val="both"/>
+        <w:rPr>
+          <w:b/>
+          <w:bCs/>
+          <w:sz w:val="36"/>
+          <w:szCs w:val="36"/>
+        </w:rPr>
+      </w:pPr>
+      <w:r>
+        <w:rPr>
+          <w:b/>
+          <w:bCs/>
+          <w:sz w:val="36"/>
+          <w:szCs w:val="36"/>
+        </w:rPr>
+        <w:t xml:space="preserve">SHA-1 </w:t>
+      </w:r>
+      <w:proofErr w:type="gramStart"/>
+      <w:r>
+        <w:rPr>
+          <w:b/>
+          <w:bCs/>
+          <w:sz w:val="36"/>
+          <w:szCs w:val="36"/>
+        </w:rPr>
+        <w:t>fingerprint</w:t>
+      </w:r>
+      <w:proofErr w:type="gramEnd"/>
+    </w:p>
+    <w:p>
+      <w:pPr>
+        <w:jc w:val="both"/>
+        <w:rPr>
+          <w:sz w:val="36"/>
+          <w:szCs w:val="36"/>
+        </w:rPr>
+      </w:pPr>
+      <w:r>
+        <w:rPr>
+          <w:sz w:val="36"/>
+          <w:szCs w:val="36"/>
+        </w:rPr>
+        <w:t xml:space="preserve"># </w:t>
+      </w:r>
+      <w:r>
+        <w:rPr>
+          <w:sz w:val="36"/>
+          <w:szCs w:val="36"/>
+        </w:rPr>
+        <w:t>For iOS</w:t>
+      </w:r>
+      <w:r>
+        <w:rPr>
+          <w:sz w:val="36"/>
+          <w:szCs w:val="36"/>
+        </w:rPr>
+        <w:t>, r</w:t>
+      </w:r>
+      <w:r>
+        <w:rPr>
+          <w:sz w:val="36"/>
+          <w:szCs w:val="36"/>
+        </w:rPr>
+        <w:t>estrict using:</w:t>
+      </w:r>
+    </w:p>
+    <w:p>
+      <w:pPr>
+        <w:jc w:val="both"/>
+        <w:rPr>
+          <w:b/>
+          <w:bCs/>
+          <w:sz w:val="36"/>
+          <w:szCs w:val="36"/>
+        </w:rPr>
+      </w:pPr>
+      <w:r>
+        <w:rPr>
+          <w:b/>
+          <w:bCs/>
+          <w:sz w:val="36"/>
+          <w:szCs w:val="36"/>
+        </w:rPr>
+        <w:t>Bundle ID</w:t>
+      </w:r>
+    </w:p>
+    <w:p>
+      <w:pPr>
+        <w:jc w:val="both"/>
+        <w:rPr>
+          <w:sz w:val="36"/>
+          <w:szCs w:val="36"/>
+        </w:rPr>
+      </w:pPr>
+      <w:r>
+        <w:rPr>
+          <w:sz w:val="36"/>
+          <w:szCs w:val="36"/>
+        </w:rPr>
+        <w:t xml:space="preserve"># </w:t>
+      </w:r>
+      <w:r>
+        <w:rPr>
+          <w:sz w:val="36"/>
+          <w:szCs w:val="36"/>
+        </w:rPr>
+        <w:t>API Restrictions</w:t>
+      </w:r>
+      <w:r>
+        <w:rPr>
+          <w:sz w:val="36"/>
+          <w:szCs w:val="36"/>
+        </w:rPr>
+        <w:t xml:space="preserve">. </w:t>
+      </w:r>
+      <w:r>
+        <w:rPr>
+          <w:sz w:val="36"/>
+          <w:szCs w:val="36"/>
+        </w:rPr>
+        <w:t>Allow only Firebase-related APIs:</w:t>
+      </w:r>
+    </w:p>
+    <w:p>
+      <w:pPr>
+        <w:pStyle w:val="ListParagraph"/>
+        <w:numPr>
+          <w:ilvl w:val="0"/>
+          <w:numId w:val="7"/>
+        </w:numPr>
+        <w:jc w:val="both"/>
+        <w:rPr>
+          <w:sz w:val="36"/>
+          <w:szCs w:val="36"/>
+        </w:rPr>
+      </w:pPr>
+      <w:r>
+        <w:rPr>
+          <w:sz w:val="36"/>
+          <w:szCs w:val="36"/>
+        </w:rPr>
+        <w:t>Firebase Auth</w:t>
+      </w:r>
+    </w:p>
+    <w:p>
+      <w:pPr>
+        <w:pStyle w:val="ListParagraph"/>
+        <w:numPr>
+          <w:ilvl w:val="0"/>
+          <w:numId w:val="7"/>
+        </w:numPr>
+        <w:jc w:val="both"/>
+        <w:rPr>
+          <w:b/>
+          <w:bCs/>
+          <w:sz w:val="36"/>
+          <w:szCs w:val="36"/>
+        </w:rPr>
+      </w:pPr>
+      <w:proofErr w:type="spellStart"/>
+      <w:r>
+        <w:rPr>
+          <w:b/>
+          <w:bCs/>
+          <w:sz w:val="36"/>
+          <w:szCs w:val="36"/>
+        </w:rPr>
+        <w:t>Firestore</w:t>
+      </w:r>
+      <w:proofErr w:type="spellEnd"/>
+    </w:p>
+    <w:p>
+      <w:pPr>
+        <w:pStyle w:val="ListParagraph"/>
+        <w:numPr>
+          <w:ilvl w:val="0"/>
+          <w:numId w:val="7"/>
+        </w:numPr>
+        <w:jc w:val="both"/>
+        <w:rPr>
+          <w:sz w:val="36"/>
+          <w:szCs w:val="36"/>
+        </w:rPr>
+      </w:pPr>
+      <w:r>
+        <w:rPr>
+          <w:sz w:val="36"/>
+          <w:szCs w:val="36"/>
+        </w:rPr>
+        <w:lastRenderedPageBreak/>
+        <w:t>Firebase Storage etc.</w:t>
+      </w:r>
+    </w:p>
+    <w:p>
+      <w:pPr>
+        <w:jc w:val="both"/>
+        <w:rPr>
+          <w:sz w:val="36"/>
+          <w:szCs w:val="36"/>
+        </w:rPr>
+      </w:pPr>
+    </w:p>
+    <w:p>
+      <w:pPr>
+        <w:jc w:val="both"/>
+        <w:rPr>
+          <w:sz w:val="36"/>
+          <w:szCs w:val="36"/>
+        </w:rPr>
+      </w:pPr>
+      <w:r>
+        <w:rPr>
+          <w:sz w:val="36"/>
+          <w:szCs w:val="36"/>
+        </w:rPr>
+        <w:t xml:space="preserve">Removing </w:t>
+      </w:r>
+      <w:proofErr w:type="spellStart"/>
+      <w:r>
+        <w:rPr>
+          <w:sz w:val="36"/>
+          <w:szCs w:val="36"/>
+        </w:rPr>
+        <w:t>firebase_</w:t>
+      </w:r>
+      <w:proofErr w:type="gramStart"/>
+      <w:r>
+        <w:rPr>
+          <w:sz w:val="36"/>
+          <w:szCs w:val="36"/>
+        </w:rPr>
+        <w:t>options.dart</w:t>
+      </w:r>
+      <w:proofErr w:type="spellEnd"/>
+      <w:proofErr w:type="gramEnd"/>
+      <w:r>
+        <w:rPr>
+          <w:sz w:val="36"/>
+          <w:szCs w:val="36"/>
+        </w:rPr>
+        <w:t xml:space="preserve"> from GitHub</w:t>
+      </w:r>
+      <w:r>
+        <w:rPr>
+          <w:sz w:val="36"/>
+          <w:szCs w:val="36"/>
+        </w:rPr>
+        <w:t>:</w:t>
+      </w:r>
+    </w:p>
+    <w:p>
+      <w:pPr>
+        <w:jc w:val="both"/>
+        <w:rPr>
+          <w:sz w:val="36"/>
+          <w:szCs w:val="36"/>
+        </w:rPr>
+      </w:pPr>
+      <w:r>
+        <w:rPr>
+          <w:sz w:val="36"/>
+          <w:szCs w:val="36"/>
+        </w:rPr>
+        <w:t xml:space="preserve"># </w:t>
+      </w:r>
+      <w:r>
+        <w:rPr>
+          <w:sz w:val="36"/>
+          <w:szCs w:val="36"/>
+        </w:rPr>
+        <w:t>Usually:</w:t>
+      </w:r>
+    </w:p>
+    <w:p>
+      <w:pPr>
+        <w:pStyle w:val="ListParagraph"/>
+        <w:numPr>
+          <w:ilvl w:val="0"/>
+          <w:numId w:val="9"/>
+        </w:numPr>
+        <w:jc w:val="both"/>
+        <w:rPr>
+          <w:sz w:val="36"/>
+          <w:szCs w:val="36"/>
+        </w:rPr>
+      </w:pPr>
+      <w:r>
+        <w:rPr>
+          <w:sz w:val="36"/>
+          <w:szCs w:val="36"/>
+        </w:rPr>
+        <w:t>For learning/personal projects → fine to keep</w:t>
+      </w:r>
+    </w:p>
+    <w:p>
+      <w:pPr>
+        <w:pStyle w:val="ListParagraph"/>
+        <w:numPr>
+          <w:ilvl w:val="0"/>
+          <w:numId w:val="9"/>
+        </w:numPr>
+        <w:jc w:val="both"/>
+        <w:rPr>
+          <w:sz w:val="36"/>
+          <w:szCs w:val="36"/>
+        </w:rPr>
+      </w:pPr>
+      <w:r>
+        <w:rPr>
+          <w:sz w:val="36"/>
+          <w:szCs w:val="36"/>
+        </w:rPr>
+        <w:t>For production → many developers still keep it public because Flutter requires it</w:t>
+      </w:r>
+    </w:p>
+    <w:p>
+      <w:pPr>
+        <w:jc w:val="both"/>
+        <w:rPr>
+          <w:sz w:val="36"/>
+          <w:szCs w:val="36"/>
+        </w:rPr>
+      </w:pPr>
+      <w:r>
+        <w:rPr>
+          <w:sz w:val="36"/>
+          <w:szCs w:val="36"/>
+        </w:rPr>
+        <w:t xml:space="preserve"># </w:t>
+      </w:r>
+      <w:r>
+        <w:rPr>
+          <w:sz w:val="36"/>
+          <w:szCs w:val="36"/>
+        </w:rPr>
+        <w:t>But</w:t>
+      </w:r>
+      <w:r>
+        <w:rPr>
+          <w:sz w:val="36"/>
+          <w:szCs w:val="36"/>
+        </w:rPr>
+        <w:t xml:space="preserve">, </w:t>
+      </w:r>
+      <w:r>
+        <w:rPr>
+          <w:sz w:val="36"/>
+          <w:szCs w:val="36"/>
+        </w:rPr>
+        <w:t>NEVER expose</w:t>
+      </w:r>
+      <w:r>
+        <w:rPr>
+          <w:sz w:val="36"/>
+          <w:szCs w:val="36"/>
+        </w:rPr>
+        <w:t xml:space="preserve"> </w:t>
+      </w:r>
+      <w:r>
+        <w:rPr>
+          <w:sz w:val="36"/>
+          <w:szCs w:val="36"/>
+        </w:rPr>
+        <w:t>actual secrets:</w:t>
+      </w:r>
+    </w:p>
+    <w:p>
+      <w:pPr>
+        <w:pStyle w:val="ListParagraph"/>
+        <w:numPr>
+          <w:ilvl w:val="0"/>
+          <w:numId w:val="8"/>
+        </w:numPr>
+        <w:jc w:val="both"/>
+        <w:rPr>
+          <w:sz w:val="36"/>
+          <w:szCs w:val="36"/>
+        </w:rPr>
+      </w:pPr>
+      <w:r>
+        <w:rPr>
+          <w:sz w:val="36"/>
+          <w:szCs w:val="36"/>
+        </w:rPr>
+        <w:t>service account JSON</w:t>
+      </w:r>
+    </w:p>
+    <w:p>
+      <w:pPr>
+        <w:pStyle w:val="ListParagraph"/>
+        <w:numPr>
+          <w:ilvl w:val="0"/>
+          <w:numId w:val="8"/>
+        </w:numPr>
+        <w:jc w:val="both"/>
+        <w:rPr>
+          <w:sz w:val="36"/>
+          <w:szCs w:val="36"/>
+        </w:rPr>
+      </w:pPr>
+      <w:r>
+        <w:rPr>
+          <w:sz w:val="36"/>
+          <w:szCs w:val="36"/>
+        </w:rPr>
+        <w:t>admin SDK keys</w:t>
+      </w:r>
+    </w:p>
+    <w:p>
+      <w:pPr>
+        <w:pStyle w:val="ListParagraph"/>
+        <w:numPr>
+          <w:ilvl w:val="0"/>
+          <w:numId w:val="8"/>
+        </w:numPr>
+        <w:jc w:val="both"/>
+        <w:rPr>
+          <w:sz w:val="36"/>
+          <w:szCs w:val="36"/>
+        </w:rPr>
+      </w:pPr>
+      <w:r>
+        <w:rPr>
+          <w:sz w:val="36"/>
+          <w:szCs w:val="36"/>
+        </w:rPr>
+        <w:t>Stripe secret keys</w:t>
+      </w:r>
+    </w:p>
+    <w:p>
+      <w:pPr>
+        <w:pStyle w:val="ListParagraph"/>
+        <w:numPr>
+          <w:ilvl w:val="0"/>
+          <w:numId w:val="8"/>
+        </w:numPr>
+        <w:jc w:val="both"/>
+        <w:rPr>
+          <w:sz w:val="36"/>
+          <w:szCs w:val="36"/>
+        </w:rPr>
+      </w:pPr>
+      <w:proofErr w:type="gramStart"/>
+      <w:r>
+        <w:rPr>
+          <w:sz w:val="36"/>
+          <w:szCs w:val="36"/>
+        </w:rPr>
+        <w:t xml:space="preserve">backend </w:t>
+      </w:r>
+      <w:r>
+        <w:rPr>
+          <w:b/>
+          <w:bCs/>
+          <w:sz w:val="36"/>
+          <w:szCs w:val="36"/>
+        </w:rPr>
+        <w:t>.env</w:t>
+      </w:r>
+      <w:proofErr w:type="gramEnd"/>
+    </w:p>
+    <w:p>
+      <w:pPr>
+        <w:pStyle w:val="ListParagraph"/>
+        <w:numPr>
+          <w:ilvl w:val="0"/>
+          <w:numId w:val="8"/>
+        </w:numPr>
+        <w:jc w:val="both"/>
+        <w:rPr>
+          <w:sz w:val="36"/>
+          <w:szCs w:val="36"/>
+        </w:rPr>
+      </w:pPr>
+      <w:r>
+        <w:rPr>
+          <w:sz w:val="36"/>
+          <w:szCs w:val="36"/>
+        </w:rPr>
+        <w:t>database passwords</w:t>
+      </w:r>
+    </w:p>
+    <w:p>
+      <w:pPr>
+        <w:jc w:val="both"/>
+        <w:rPr>
+          <w:sz w:val="36"/>
+          <w:szCs w:val="36"/>
+        </w:rPr>
+      </w:pPr>
+    </w:p>
+    <w:p>
+      <w:pPr>
+        <w:jc w:val="both"/>
+        <w:rPr>
+          <w:sz w:val="36"/>
+          <w:szCs w:val="36"/>
+        </w:rPr>
+      </w:pPr>
+      <w:r>
+        <w:rPr>
+          <w:sz w:val="36"/>
+          <w:szCs w:val="36"/>
+        </w:rPr>
+        <w:t xml:space="preserve">For </w:t>
+      </w:r>
+      <w:r>
+        <w:rPr>
+          <w:sz w:val="36"/>
+          <w:szCs w:val="36"/>
+        </w:rPr>
+        <w:t>GitHub alerts</w:t>
+      </w:r>
+      <w:r>
+        <w:rPr>
+          <w:sz w:val="36"/>
+          <w:szCs w:val="36"/>
+        </w:rPr>
+        <w:t>:</w:t>
+      </w:r>
+    </w:p>
+    <w:p>
+      <w:pPr>
+        <w:jc w:val="both"/>
+        <w:rPr>
+          <w:sz w:val="36"/>
+          <w:szCs w:val="36"/>
+        </w:rPr>
+      </w:pPr>
+      <w:bookmarkStart w:id="0" w:name="_Hlk230523792"/>
+      <w:r>
+        <w:rPr>
+          <w:sz w:val="36"/>
+          <w:szCs w:val="36"/>
+        </w:rPr>
+        <w:t xml:space="preserve"># Go to repo and then </w:t>
+      </w:r>
+      <w:r>
+        <w:rPr>
+          <w:b/>
+          <w:bCs/>
+          <w:sz w:val="36"/>
+          <w:szCs w:val="36"/>
+        </w:rPr>
+        <w:t>Security and quality</w:t>
+      </w:r>
+      <w:r>
+        <w:rPr>
+          <w:sz w:val="36"/>
+          <w:szCs w:val="36"/>
+        </w:rPr>
+        <w:t xml:space="preserve"> sections. We</w:t>
+      </w:r>
+      <w:r>
+        <w:rPr>
+          <w:sz w:val="36"/>
+          <w:szCs w:val="36"/>
+        </w:rPr>
+        <w:t xml:space="preserve"> can:</w:t>
+      </w:r>
+    </w:p>
+    <w:p>
+      <w:pPr>
+        <w:pStyle w:val="ListParagraph"/>
+        <w:numPr>
+          <w:ilvl w:val="0"/>
+          <w:numId w:val="12"/>
+        </w:numPr>
+        <w:jc w:val="both"/>
+        <w:rPr>
+          <w:sz w:val="36"/>
+          <w:szCs w:val="36"/>
+        </w:rPr>
+      </w:pPr>
+      <w:r>
+        <w:rPr>
+          <w:sz w:val="36"/>
+          <w:szCs w:val="36"/>
+        </w:rPr>
+        <w:t>leave them</w:t>
+      </w:r>
+    </w:p>
+    <w:p>
+      <w:pPr>
+        <w:pStyle w:val="ListParagraph"/>
+        <w:numPr>
+          <w:ilvl w:val="0"/>
+          <w:numId w:val="12"/>
+        </w:numPr>
+        <w:jc w:val="both"/>
+        <w:rPr>
+          <w:sz w:val="36"/>
+          <w:szCs w:val="36"/>
+        </w:rPr>
+      </w:pPr>
+      <w:r>
+        <w:rPr>
+          <w:sz w:val="36"/>
+          <w:szCs w:val="36"/>
+        </w:rPr>
+        <w:t>or mark as “False positive” / “Used in test code”</w:t>
+      </w:r>
+    </w:p>
+    <w:p>
+      <w:pPr>
+        <w:pStyle w:val="ListParagraph"/>
+        <w:numPr>
+          <w:ilvl w:val="0"/>
+          <w:numId w:val="12"/>
+        </w:numPr>
+        <w:jc w:val="both"/>
+        <w:rPr>
+          <w:sz w:val="36"/>
+          <w:szCs w:val="36"/>
+        </w:rPr>
+      </w:pPr>
+      <w:r>
+        <w:rPr>
+          <w:sz w:val="36"/>
+          <w:szCs w:val="36"/>
+        </w:rPr>
+        <w:t>Because this is expected behavior for Firebase configs.</w:t>
+      </w:r>
+    </w:p>
+    <w:bookmarkEnd w:id="0"/>
+    <w:p>
+      <w:pPr>
+        <w:jc w:val="both"/>
+        <w:rPr>
+          <w:sz w:val="36"/>
+          <w:szCs w:val="36"/>
+        </w:rPr>
+      </w:pPr>
+    </w:p>
+    <w:p>
+      <w:pPr>
+        <w:jc w:val="both"/>
+        <w:rPr>
+          <w:sz w:val="36"/>
+          <w:szCs w:val="36"/>
+        </w:rPr>
+      </w:pPr>
+      <w:r>
+        <w:rPr>
+          <w:sz w:val="36"/>
+          <w:szCs w:val="36"/>
+        </w:rPr>
+        <w:t>One more Thing:</w:t>
+      </w:r>
+    </w:p>
+    <w:p>
+      <w:pPr>
+        <w:jc w:val="both"/>
+        <w:rPr>
+          <w:sz w:val="36"/>
+          <w:szCs w:val="36"/>
+        </w:rPr>
+      </w:pPr>
+    </w:p>
+    <w:p>
+      <w:pPr>
+        <w:jc w:val="both"/>
+        <w:rPr>
+          <w:sz w:val="36"/>
+          <w:szCs w:val="36"/>
+        </w:rPr>
+      </w:pPr>
+      <w:r>
+        <w:rPr>
+          <w:sz w:val="36"/>
+          <w:szCs w:val="36"/>
+        </w:rPr>
+        <w:t xml:space="preserve"># If </w:t>
+      </w:r>
+      <w:r>
+        <w:rPr>
+          <w:sz w:val="36"/>
+          <w:szCs w:val="36"/>
+        </w:rPr>
+        <w:t>our repo currently exposes:</w:t>
+      </w:r>
+    </w:p>
+    <w:p>
+      <w:pPr>
+        <w:pStyle w:val="ListParagraph"/>
+        <w:numPr>
+          <w:ilvl w:val="0"/>
+          <w:numId w:val="11"/>
+        </w:numPr>
+        <w:jc w:val="both"/>
+        <w:rPr>
+          <w:sz w:val="36"/>
+          <w:szCs w:val="36"/>
+        </w:rPr>
+      </w:pPr>
+      <w:r>
+        <w:rPr>
+          <w:sz w:val="36"/>
+          <w:szCs w:val="36"/>
+        </w:rPr>
+        <w:t>Firebase project ID</w:t>
+      </w:r>
+    </w:p>
+    <w:p>
+      <w:pPr>
+        <w:pStyle w:val="ListParagraph"/>
+        <w:numPr>
+          <w:ilvl w:val="0"/>
+          <w:numId w:val="11"/>
+        </w:numPr>
+        <w:jc w:val="both"/>
+        <w:rPr>
+          <w:sz w:val="36"/>
+          <w:szCs w:val="36"/>
+        </w:rPr>
+      </w:pPr>
+      <w:r>
+        <w:rPr>
+          <w:sz w:val="36"/>
+          <w:szCs w:val="36"/>
+        </w:rPr>
+        <w:t>app IDs</w:t>
+      </w:r>
+    </w:p>
+    <w:p>
+      <w:pPr>
+        <w:pStyle w:val="ListParagraph"/>
+        <w:numPr>
+          <w:ilvl w:val="0"/>
+          <w:numId w:val="11"/>
+        </w:numPr>
+        <w:jc w:val="both"/>
+        <w:rPr>
+          <w:sz w:val="36"/>
+          <w:szCs w:val="36"/>
+        </w:rPr>
+      </w:pPr>
+      <w:r>
+        <w:rPr>
+          <w:sz w:val="36"/>
+          <w:szCs w:val="36"/>
+        </w:rPr>
+        <w:t>API key</w:t>
+      </w:r>
+    </w:p>
+    <w:p>
+      <w:pPr>
+        <w:jc w:val="both"/>
+        <w:rPr>
+          <w:sz w:val="36"/>
+          <w:szCs w:val="36"/>
+        </w:rPr>
+      </w:pPr>
+      <w:r>
+        <w:rPr>
+          <w:sz w:val="36"/>
+          <w:szCs w:val="36"/>
+        </w:rPr>
+        <w:t xml:space="preserve"># </w:t>
+      </w:r>
+      <w:r>
+        <w:rPr>
+          <w:sz w:val="36"/>
+          <w:szCs w:val="36"/>
+        </w:rPr>
+        <w:t>This alone is not enough to fully compromise Firebase IF:</w:t>
+      </w:r>
+    </w:p>
+    <w:p>
+      <w:pPr>
+        <w:pStyle w:val="ListParagraph"/>
+        <w:numPr>
+          <w:ilvl w:val="0"/>
+          <w:numId w:val="10"/>
+        </w:numPr>
+        <w:jc w:val="both"/>
+        <w:rPr>
+          <w:sz w:val="36"/>
+          <w:szCs w:val="36"/>
+        </w:rPr>
+      </w:pPr>
+      <w:proofErr w:type="spellStart"/>
+      <w:r>
+        <w:rPr>
+          <w:b/>
+          <w:bCs/>
+          <w:sz w:val="36"/>
+          <w:szCs w:val="36"/>
+        </w:rPr>
+        <w:t>Firestore</w:t>
+      </w:r>
+      <w:proofErr w:type="spellEnd"/>
+      <w:r>
+        <w:rPr>
+          <w:b/>
+          <w:bCs/>
+          <w:sz w:val="36"/>
+          <w:szCs w:val="36"/>
+        </w:rPr>
+        <w:t xml:space="preserve"> </w:t>
+      </w:r>
+      <w:r>
+        <w:rPr>
+          <w:sz w:val="36"/>
+          <w:szCs w:val="36"/>
+        </w:rPr>
+        <w:t>rules are secure</w:t>
+      </w:r>
+    </w:p>
+    <w:p>
+      <w:pPr>
+        <w:pStyle w:val="ListParagraph"/>
+        <w:numPr>
+          <w:ilvl w:val="0"/>
+          <w:numId w:val="10"/>
+        </w:numPr>
+        <w:jc w:val="both"/>
+        <w:rPr>
+          <w:sz w:val="36"/>
+          <w:szCs w:val="36"/>
+        </w:rPr>
+      </w:pPr>
+      <w:r>
+        <w:rPr>
+          <w:sz w:val="36"/>
+          <w:szCs w:val="36"/>
+        </w:rPr>
+        <w:t>Storage rules are secure</w:t>
+      </w:r>
+    </w:p>
+    <w:p>
+      <w:pPr>
+        <w:pStyle w:val="ListParagraph"/>
+        <w:numPr>
+          <w:ilvl w:val="0"/>
+          <w:numId w:val="10"/>
+        </w:numPr>
+        <w:jc w:val="both"/>
+        <w:rPr>
+          <w:sz w:val="36"/>
+          <w:szCs w:val="36"/>
+        </w:rPr>
+      </w:pPr>
+      <w:r>
+        <w:rPr>
+          <w:sz w:val="36"/>
+          <w:szCs w:val="36"/>
+        </w:rPr>
+        <w:t>Auth is configured correctly</w:t>
+      </w:r>
+    </w:p>
+    <w:p>
+      <w:pPr>
+        <w:pStyle w:val="ListParagraph"/>
+        <w:numPr>
+          <w:ilvl w:val="0"/>
+          <w:numId w:val="10"/>
+        </w:numPr>
+        <w:jc w:val="both"/>
+        <w:rPr>
+          <w:sz w:val="36"/>
+          <w:szCs w:val="36"/>
+        </w:rPr>
+      </w:pPr>
+      <w:r>
+        <w:rPr>
+          <w:sz w:val="36"/>
+          <w:szCs w:val="36"/>
+        </w:rPr>
+        <w:t>API key restrictions exist</w:t>
+      </w:r>
+    </w:p>
+    <w:p>
+      <w:pPr>
+        <w:jc w:val="both"/>
+        <w:rPr>
+          <w:sz w:val="36"/>
+          <w:szCs w:val="36"/>
+        </w:rPr>
+      </w:pPr>
+      <w:r>
+        <w:rPr>
+          <w:sz w:val="36"/>
+          <w:szCs w:val="36"/>
+        </w:rPr>
+        <w:t xml:space="preserve"># </w:t>
+      </w:r>
+      <w:r>
+        <w:rPr>
+          <w:sz w:val="36"/>
+          <w:szCs w:val="36"/>
+        </w:rPr>
+        <w:t>That’s the real security layer in Firebase.</w:t>
+      </w:r>
     </w:p>
     <w:sectPr>
       <w:footerReference w:type="default" r:id="rId7"/>
@@ -7388,6 +8824,119 @@
 <file path=word/numbering.xml><?xml version="1.0" encoding="utf-8"?>
 <w:numbering xmlns:wpc="http://schemas.microsoft.com/office/word/2010/wordprocessingCanvas" xmlns:cx="http://schemas.microsoft.com/office/drawing/2014/chartex" xmlns:cx1="http://schemas.microsoft.com/office/drawing/2015/9/8/chartex" xmlns:cx2="http://schemas.microsoft.com/office/drawing/2015/10/21/chartex" xmlns:cx3="http://schemas.microsoft.com/office/drawing/2016/5/9/chartex" xmlns:cx4="http://schemas.microsoft.com/office/drawing/2016/5/10/chartex" xmlns:cx5="http://schemas.microsoft.com/office/drawing/2016/5/11/chartex" xmlns:cx6="http://schemas.microsoft.com/office/drawing/2016/5/12/chartex" xmlns:cx7="http://schemas.microsoft.com/office/drawing/2016/5/13/chartex" xmlns:cx8="http://schemas.microsoft.com/office/drawing/2016/5/14/chartex" xmlns:mc="http://schemas.openxmlformats.org/markup-compatibility/2006" xmlns:aink="http://schemas.microsoft.com/office/drawing/2016/ink" xmlns:am3d="http://schemas.microsoft.com/office/drawing/2017/model3d" xmlns:o="urn:schemas-microsoft-com:office:office" xmlns:oel="http://schemas.microsoft.com/office/2019/extlst" xmlns:r="http://schemas.openxmlformats.org/officeDocument/2006/relationships" xmlns:m="http://schemas.openxmlformats.org/officeDocument/2006/math" xmlns:v="urn:schemas-microsoft-com:vml" xmlns:wp14="http://schemas.microsoft.com/office/word/2010/wordprocessingDrawing" xmlns:wp="http://schemas.openxmlformats.org/drawingml/2006/wordprocessingDrawing" xmlns:w10="urn:schemas-microsoft-com:office:word" xmlns:w="http://schemas.openxmlformats.org/wordprocessingml/2006/main" xmlns:w14="http://schemas.microsoft.com/office/word/2010/wordml" xmlns:w15="http://schemas.microsoft.com/office/word/2012/wordml" xmlns:w16cex="http://schemas.microsoft.com/office/word/2018/wordml/cex" xmlns:w16cid="http://schemas.microsoft.com/office/word/2016/wordml/cid" xmlns:w16="http://schemas.microsoft.com/office/word/2018/wordml" xmlns:w16sdtdh="http://schemas.microsoft.com/office/word/2020/wordml/sdtdatahash" xmlns:w16se="http://schemas.microsoft.com/office/word/2015/wordml/symex" xmlns:wpg="http://schemas.microsoft.com/office/word/2010/wordprocessingGroup" xmlns:wpi="http://schemas.microsoft.com/office/word/2010/wordprocessingInk" xmlns:wne="http://schemas.microsoft.com/office/word/2006/wordml" xmlns:wps="http://schemas.microsoft.com/office/word/2010/wordprocessingShape" mc:Ignorable="w14 w15 w16se w16cid w16 w16cex w16sdtdh wp14">
   <w:abstractNum w:abstractNumId="0" w15:restartNumberingAfterBreak="0">
+    <w:nsid w:val="061750CF"/>
+    <w:multiLevelType w:val="hybridMultilevel"/>
+    <w:tmpl w:val="91D656A0"/>
+    <w:lvl w:ilvl="0" w:tplc="04090001">
+      <w:start w:val="1"/>
+      <w:numFmt w:val="bullet"/>
+      <w:lvlText w:val=""/>
+      <w:lvlJc w:val="left"/>
+      <w:pPr>
+        <w:ind w:left="360" w:hanging="360"/>
+      </w:pPr>
+      <w:rPr>
+        <w:rFonts w:ascii="Symbol" w:hAnsi="Symbol" w:hint="default"/>
+      </w:rPr>
+    </w:lvl>
+    <w:lvl w:ilvl="1" w:tplc="04090003" w:tentative="1">
+      <w:start w:val="1"/>
+      <w:numFmt w:val="bullet"/>
+      <w:lvlText w:val="o"/>
+      <w:lvlJc w:val="left"/>
+      <w:pPr>
+        <w:ind w:left="1080" w:hanging="360"/>
+      </w:pPr>
+      <w:rPr>
+        <w:rFonts w:ascii="Courier New" w:hAnsi="Courier New" w:cs="Courier New" w:hint="default"/>
+      </w:rPr>
+    </w:lvl>
+    <w:lvl w:ilvl="2" w:tplc="04090005" w:tentative="1">
+      <w:start w:val="1"/>
+      <w:numFmt w:val="bullet"/>
+      <w:lvlText w:val=""/>
+      <w:lvlJc w:val="left"/>
+      <w:pPr>
+        <w:ind w:left="1800" w:hanging="360"/>
+      </w:pPr>
+      <w:rPr>
+        <w:rFonts w:ascii="Wingdings" w:hAnsi="Wingdings" w:hint="default"/>
+      </w:rPr>
+    </w:lvl>
+    <w:lvl w:ilvl="3" w:tplc="04090001" w:tentative="1">
+      <w:start w:val="1"/>
+      <w:numFmt w:val="bullet"/>
+      <w:lvlText w:val=""/>
+      <w:lvlJc w:val="left"/>
+      <w:pPr>
+        <w:ind w:left="2520" w:hanging="360"/>
+      </w:pPr>
+      <w:rPr>
+        <w:rFonts w:ascii="Symbol" w:hAnsi="Symbol" w:hint="default"/>
+      </w:rPr>
+    </w:lvl>
+    <w:lvl w:ilvl="4" w:tplc="04090003" w:tentative="1">
+      <w:start w:val="1"/>
+      <w:numFmt w:val="bullet"/>
+      <w:lvlText w:val="o"/>
+      <w:lvlJc w:val="left"/>
+      <w:pPr>
+        <w:ind w:left="3240" w:hanging="360"/>
+      </w:pPr>
+      <w:rPr>
+        <w:rFonts w:ascii="Courier New" w:hAnsi="Courier New" w:cs="Courier New" w:hint="default"/>
+      </w:rPr>
+    </w:lvl>
+    <w:lvl w:ilvl="5" w:tplc="04090005" w:tentative="1">
+      <w:start w:val="1"/>
+      <w:numFmt w:val="bullet"/>
+      <w:lvlText w:val=""/>
+      <w:lvlJc w:val="left"/>
+      <w:pPr>
+        <w:ind w:left="3960" w:hanging="360"/>
+      </w:pPr>
+      <w:rPr>
+        <w:rFonts w:ascii="Wingdings" w:hAnsi="Wingdings" w:hint="default"/>
+      </w:rPr>
+    </w:lvl>
+    <w:lvl w:ilvl="6" w:tplc="04090001" w:tentative="1">
+      <w:start w:val="1"/>
+      <w:numFmt w:val="bullet"/>
+      <w:lvlText w:val=""/>
+      <w:lvlJc w:val="left"/>
+      <w:pPr>
+        <w:ind w:left="4680" w:hanging="360"/>
+      </w:pPr>
+      <w:rPr>
+        <w:rFonts w:ascii="Symbol" w:hAnsi="Symbol" w:hint="default"/>
+      </w:rPr>
+    </w:lvl>
+    <w:lvl w:ilvl="7" w:tplc="04090003" w:tentative="1">
+      <w:start w:val="1"/>
+      <w:numFmt w:val="bullet"/>
+      <w:lvlText w:val="o"/>
+      <w:lvlJc w:val="left"/>
+      <w:pPr>
+        <w:ind w:left="5400" w:hanging="360"/>
+      </w:pPr>
+      <w:rPr>
+        <w:rFonts w:ascii="Courier New" w:hAnsi="Courier New" w:cs="Courier New" w:hint="default"/>
+      </w:rPr>
+    </w:lvl>
+    <w:lvl w:ilvl="8" w:tplc="04090005" w:tentative="1">
+      <w:start w:val="1"/>
+      <w:numFmt w:val="bullet"/>
+      <w:lvlText w:val=""/>
+      <w:lvlJc w:val="left"/>
+      <w:pPr>
+        <w:ind w:left="6120" w:hanging="360"/>
+      </w:pPr>
+      <w:rPr>
+        <w:rFonts w:ascii="Wingdings" w:hAnsi="Wingdings" w:hint="default"/>
+      </w:rPr>
+    </w:lvl>
+  </w:abstractNum>
+  <w:abstractNum w:abstractNumId="1" w15:restartNumberingAfterBreak="0">
     <w:nsid w:val="07087F3C"/>
     <w:multiLevelType w:val="multilevel"/>
     <w:tmpl w:val="F3CCA258"/>
@@ -7536,7 +9085,7 @@
       </w:rPr>
     </w:lvl>
   </w:abstractNum>
-  <w:abstractNum w:abstractNumId="1" w15:restartNumberingAfterBreak="0">
+  <w:abstractNum w:abstractNumId="2" w15:restartNumberingAfterBreak="0">
     <w:nsid w:val="0AFB02A8"/>
     <w:multiLevelType w:val="multilevel"/>
     <w:tmpl w:val="33C69E22"/>
@@ -7685,10 +9234,10 @@
       </w:rPr>
     </w:lvl>
   </w:abstractNum>
-  <w:abstractNum w:abstractNumId="2" w15:restartNumberingAfterBreak="0">
-    <w:nsid w:val="358A2910"/>
+  <w:abstractNum w:abstractNumId="3" w15:restartNumberingAfterBreak="0">
+    <w:nsid w:val="1DC25745"/>
     <w:multiLevelType w:val="hybridMultilevel"/>
-    <w:tmpl w:val="224034A8"/>
+    <w:tmpl w:val="5FF8266C"/>
     <w:lvl w:ilvl="0" w:tplc="04090001">
       <w:start w:val="1"/>
       <w:numFmt w:val="bullet"/>
@@ -7798,10 +9347,10 @@
       </w:rPr>
     </w:lvl>
   </w:abstractNum>
-  <w:abstractNum w:abstractNumId="3" w15:restartNumberingAfterBreak="0">
-    <w:nsid w:val="71D13C5F"/>
+  <w:abstractNum w:abstractNumId="4" w15:restartNumberingAfterBreak="0">
+    <w:nsid w:val="26ED0299"/>
     <w:multiLevelType w:val="hybridMultilevel"/>
-    <w:tmpl w:val="8ABA78E0"/>
+    <w:tmpl w:val="A95473B0"/>
     <w:lvl w:ilvl="0" w:tplc="04090001">
       <w:start w:val="1"/>
       <w:numFmt w:val="bullet"/>
@@ -7911,17 +9460,832 @@
       </w:rPr>
     </w:lvl>
   </w:abstractNum>
+  <w:abstractNum w:abstractNumId="5" w15:restartNumberingAfterBreak="0">
+    <w:nsid w:val="2C863C8B"/>
+    <w:multiLevelType w:val="hybridMultilevel"/>
+    <w:tmpl w:val="B2E8EDE8"/>
+    <w:lvl w:ilvl="0" w:tplc="04090001">
+      <w:start w:val="1"/>
+      <w:numFmt w:val="bullet"/>
+      <w:lvlText w:val=""/>
+      <w:lvlJc w:val="left"/>
+      <w:pPr>
+        <w:ind w:left="360" w:hanging="360"/>
+      </w:pPr>
+      <w:rPr>
+        <w:rFonts w:ascii="Symbol" w:hAnsi="Symbol" w:hint="default"/>
+      </w:rPr>
+    </w:lvl>
+    <w:lvl w:ilvl="1" w:tplc="04090003" w:tentative="1">
+      <w:start w:val="1"/>
+      <w:numFmt w:val="bullet"/>
+      <w:lvlText w:val="o"/>
+      <w:lvlJc w:val="left"/>
+      <w:pPr>
+        <w:ind w:left="1080" w:hanging="360"/>
+      </w:pPr>
+      <w:rPr>
+        <w:rFonts w:ascii="Courier New" w:hAnsi="Courier New" w:cs="Courier New" w:hint="default"/>
+      </w:rPr>
+    </w:lvl>
+    <w:lvl w:ilvl="2" w:tplc="04090005" w:tentative="1">
+      <w:start w:val="1"/>
+      <w:numFmt w:val="bullet"/>
+      <w:lvlText w:val=""/>
+      <w:lvlJc w:val="left"/>
+      <w:pPr>
+        <w:ind w:left="1800" w:hanging="360"/>
+      </w:pPr>
+      <w:rPr>
+        <w:rFonts w:ascii="Wingdings" w:hAnsi="Wingdings" w:hint="default"/>
+      </w:rPr>
+    </w:lvl>
+    <w:lvl w:ilvl="3" w:tplc="04090001" w:tentative="1">
+      <w:start w:val="1"/>
+      <w:numFmt w:val="bullet"/>
+      <w:lvlText w:val=""/>
+      <w:lvlJc w:val="left"/>
+      <w:pPr>
+        <w:ind w:left="2520" w:hanging="360"/>
+      </w:pPr>
+      <w:rPr>
+        <w:rFonts w:ascii="Symbol" w:hAnsi="Symbol" w:hint="default"/>
+      </w:rPr>
+    </w:lvl>
+    <w:lvl w:ilvl="4" w:tplc="04090003" w:tentative="1">
+      <w:start w:val="1"/>
+      <w:numFmt w:val="bullet"/>
+      <w:lvlText w:val="o"/>
+      <w:lvlJc w:val="left"/>
+      <w:pPr>
+        <w:ind w:left="3240" w:hanging="360"/>
+      </w:pPr>
+      <w:rPr>
+        <w:rFonts w:ascii="Courier New" w:hAnsi="Courier New" w:cs="Courier New" w:hint="default"/>
+      </w:rPr>
+    </w:lvl>
+    <w:lvl w:ilvl="5" w:tplc="04090005" w:tentative="1">
+      <w:start w:val="1"/>
+      <w:numFmt w:val="bullet"/>
+      <w:lvlText w:val=""/>
+      <w:lvlJc w:val="left"/>
+      <w:pPr>
+        <w:ind w:left="3960" w:hanging="360"/>
+      </w:pPr>
+      <w:rPr>
+        <w:rFonts w:ascii="Wingdings" w:hAnsi="Wingdings" w:hint="default"/>
+      </w:rPr>
+    </w:lvl>
+    <w:lvl w:ilvl="6" w:tplc="04090001" w:tentative="1">
+      <w:start w:val="1"/>
+      <w:numFmt w:val="bullet"/>
+      <w:lvlText w:val=""/>
+      <w:lvlJc w:val="left"/>
+      <w:pPr>
+        <w:ind w:left="4680" w:hanging="360"/>
+      </w:pPr>
+      <w:rPr>
+        <w:rFonts w:ascii="Symbol" w:hAnsi="Symbol" w:hint="default"/>
+      </w:rPr>
+    </w:lvl>
+    <w:lvl w:ilvl="7" w:tplc="04090003" w:tentative="1">
+      <w:start w:val="1"/>
+      <w:numFmt w:val="bullet"/>
+      <w:lvlText w:val="o"/>
+      <w:lvlJc w:val="left"/>
+      <w:pPr>
+        <w:ind w:left="5400" w:hanging="360"/>
+      </w:pPr>
+      <w:rPr>
+        <w:rFonts w:ascii="Courier New" w:hAnsi="Courier New" w:cs="Courier New" w:hint="default"/>
+      </w:rPr>
+    </w:lvl>
+    <w:lvl w:ilvl="8" w:tplc="04090005" w:tentative="1">
+      <w:start w:val="1"/>
+      <w:numFmt w:val="bullet"/>
+      <w:lvlText w:val=""/>
+      <w:lvlJc w:val="left"/>
+      <w:pPr>
+        <w:ind w:left="6120" w:hanging="360"/>
+      </w:pPr>
+      <w:rPr>
+        <w:rFonts w:ascii="Wingdings" w:hAnsi="Wingdings" w:hint="default"/>
+      </w:rPr>
+    </w:lvl>
+  </w:abstractNum>
+  <w:abstractNum w:abstractNumId="6" w15:restartNumberingAfterBreak="0">
+    <w:nsid w:val="358A2910"/>
+    <w:multiLevelType w:val="hybridMultilevel"/>
+    <w:tmpl w:val="224034A8"/>
+    <w:lvl w:ilvl="0" w:tplc="04090001">
+      <w:start w:val="1"/>
+      <w:numFmt w:val="bullet"/>
+      <w:lvlText w:val=""/>
+      <w:lvlJc w:val="left"/>
+      <w:pPr>
+        <w:ind w:left="360" w:hanging="360"/>
+      </w:pPr>
+      <w:rPr>
+        <w:rFonts w:ascii="Symbol" w:hAnsi="Symbol" w:hint="default"/>
+      </w:rPr>
+    </w:lvl>
+    <w:lvl w:ilvl="1" w:tplc="04090003" w:tentative="1">
+      <w:start w:val="1"/>
+      <w:numFmt w:val="bullet"/>
+      <w:lvlText w:val="o"/>
+      <w:lvlJc w:val="left"/>
+      <w:pPr>
+        <w:ind w:left="1080" w:hanging="360"/>
+      </w:pPr>
+      <w:rPr>
+        <w:rFonts w:ascii="Courier New" w:hAnsi="Courier New" w:cs="Courier New" w:hint="default"/>
+      </w:rPr>
+    </w:lvl>
+    <w:lvl w:ilvl="2" w:tplc="04090005" w:tentative="1">
+      <w:start w:val="1"/>
+      <w:numFmt w:val="bullet"/>
+      <w:lvlText w:val=""/>
+      <w:lvlJc w:val="left"/>
+      <w:pPr>
+        <w:ind w:left="1800" w:hanging="360"/>
+      </w:pPr>
+      <w:rPr>
+        <w:rFonts w:ascii="Wingdings" w:hAnsi="Wingdings" w:hint="default"/>
+      </w:rPr>
+    </w:lvl>
+    <w:lvl w:ilvl="3" w:tplc="04090001" w:tentative="1">
+      <w:start w:val="1"/>
+      <w:numFmt w:val="bullet"/>
+      <w:lvlText w:val=""/>
+      <w:lvlJc w:val="left"/>
+      <w:pPr>
+        <w:ind w:left="2520" w:hanging="360"/>
+      </w:pPr>
+      <w:rPr>
+        <w:rFonts w:ascii="Symbol" w:hAnsi="Symbol" w:hint="default"/>
+      </w:rPr>
+    </w:lvl>
+    <w:lvl w:ilvl="4" w:tplc="04090003" w:tentative="1">
+      <w:start w:val="1"/>
+      <w:numFmt w:val="bullet"/>
+      <w:lvlText w:val="o"/>
+      <w:lvlJc w:val="left"/>
+      <w:pPr>
+        <w:ind w:left="3240" w:hanging="360"/>
+      </w:pPr>
+      <w:rPr>
+        <w:rFonts w:ascii="Courier New" w:hAnsi="Courier New" w:cs="Courier New" w:hint="default"/>
+      </w:rPr>
+    </w:lvl>
+    <w:lvl w:ilvl="5" w:tplc="04090005" w:tentative="1">
+      <w:start w:val="1"/>
+      <w:numFmt w:val="bullet"/>
+      <w:lvlText w:val=""/>
+      <w:lvlJc w:val="left"/>
+      <w:pPr>
+        <w:ind w:left="3960" w:hanging="360"/>
+      </w:pPr>
+      <w:rPr>
+        <w:rFonts w:ascii="Wingdings" w:hAnsi="Wingdings" w:hint="default"/>
+      </w:rPr>
+    </w:lvl>
+    <w:lvl w:ilvl="6" w:tplc="04090001" w:tentative="1">
+      <w:start w:val="1"/>
+      <w:numFmt w:val="bullet"/>
+      <w:lvlText w:val=""/>
+      <w:lvlJc w:val="left"/>
+      <w:pPr>
+        <w:ind w:left="4680" w:hanging="360"/>
+      </w:pPr>
+      <w:rPr>
+        <w:rFonts w:ascii="Symbol" w:hAnsi="Symbol" w:hint="default"/>
+      </w:rPr>
+    </w:lvl>
+    <w:lvl w:ilvl="7" w:tplc="04090003" w:tentative="1">
+      <w:start w:val="1"/>
+      <w:numFmt w:val="bullet"/>
+      <w:lvlText w:val="o"/>
+      <w:lvlJc w:val="left"/>
+      <w:pPr>
+        <w:ind w:left="5400" w:hanging="360"/>
+      </w:pPr>
+      <w:rPr>
+        <w:rFonts w:ascii="Courier New" w:hAnsi="Courier New" w:cs="Courier New" w:hint="default"/>
+      </w:rPr>
+    </w:lvl>
+    <w:lvl w:ilvl="8" w:tplc="04090005" w:tentative="1">
+      <w:start w:val="1"/>
+      <w:numFmt w:val="bullet"/>
+      <w:lvlText w:val=""/>
+      <w:lvlJc w:val="left"/>
+      <w:pPr>
+        <w:ind w:left="6120" w:hanging="360"/>
+      </w:pPr>
+      <w:rPr>
+        <w:rFonts w:ascii="Wingdings" w:hAnsi="Wingdings" w:hint="default"/>
+      </w:rPr>
+    </w:lvl>
+  </w:abstractNum>
+  <w:abstractNum w:abstractNumId="7" w15:restartNumberingAfterBreak="0">
+    <w:nsid w:val="526E1172"/>
+    <w:multiLevelType w:val="hybridMultilevel"/>
+    <w:tmpl w:val="04963516"/>
+    <w:lvl w:ilvl="0" w:tplc="04090001">
+      <w:start w:val="1"/>
+      <w:numFmt w:val="bullet"/>
+      <w:lvlText w:val=""/>
+      <w:lvlJc w:val="left"/>
+      <w:pPr>
+        <w:ind w:left="360" w:hanging="360"/>
+      </w:pPr>
+      <w:rPr>
+        <w:rFonts w:ascii="Symbol" w:hAnsi="Symbol" w:hint="default"/>
+      </w:rPr>
+    </w:lvl>
+    <w:lvl w:ilvl="1" w:tplc="04090003" w:tentative="1">
+      <w:start w:val="1"/>
+      <w:numFmt w:val="bullet"/>
+      <w:lvlText w:val="o"/>
+      <w:lvlJc w:val="left"/>
+      <w:pPr>
+        <w:ind w:left="1080" w:hanging="360"/>
+      </w:pPr>
+      <w:rPr>
+        <w:rFonts w:ascii="Courier New" w:hAnsi="Courier New" w:cs="Courier New" w:hint="default"/>
+      </w:rPr>
+    </w:lvl>
+    <w:lvl w:ilvl="2" w:tplc="04090005" w:tentative="1">
+      <w:start w:val="1"/>
+      <w:numFmt w:val="bullet"/>
+      <w:lvlText w:val=""/>
+      <w:lvlJc w:val="left"/>
+      <w:pPr>
+        <w:ind w:left="1800" w:hanging="360"/>
+      </w:pPr>
+      <w:rPr>
+        <w:rFonts w:ascii="Wingdings" w:hAnsi="Wingdings" w:hint="default"/>
+      </w:rPr>
+    </w:lvl>
+    <w:lvl w:ilvl="3" w:tplc="04090001" w:tentative="1">
+      <w:start w:val="1"/>
+      <w:numFmt w:val="bullet"/>
+      <w:lvlText w:val=""/>
+      <w:lvlJc w:val="left"/>
+      <w:pPr>
+        <w:ind w:left="2520" w:hanging="360"/>
+      </w:pPr>
+      <w:rPr>
+        <w:rFonts w:ascii="Symbol" w:hAnsi="Symbol" w:hint="default"/>
+      </w:rPr>
+    </w:lvl>
+    <w:lvl w:ilvl="4" w:tplc="04090003" w:tentative="1">
+      <w:start w:val="1"/>
+      <w:numFmt w:val="bullet"/>
+      <w:lvlText w:val="o"/>
+      <w:lvlJc w:val="left"/>
+      <w:pPr>
+        <w:ind w:left="3240" w:hanging="360"/>
+      </w:pPr>
+      <w:rPr>
+        <w:rFonts w:ascii="Courier New" w:hAnsi="Courier New" w:cs="Courier New" w:hint="default"/>
+      </w:rPr>
+    </w:lvl>
+    <w:lvl w:ilvl="5" w:tplc="04090005" w:tentative="1">
+      <w:start w:val="1"/>
+      <w:numFmt w:val="bullet"/>
+      <w:lvlText w:val=""/>
+      <w:lvlJc w:val="left"/>
+      <w:pPr>
+        <w:ind w:left="3960" w:hanging="360"/>
+      </w:pPr>
+      <w:rPr>
+        <w:rFonts w:ascii="Wingdings" w:hAnsi="Wingdings" w:hint="default"/>
+      </w:rPr>
+    </w:lvl>
+    <w:lvl w:ilvl="6" w:tplc="04090001" w:tentative="1">
+      <w:start w:val="1"/>
+      <w:numFmt w:val="bullet"/>
+      <w:lvlText w:val=""/>
+      <w:lvlJc w:val="left"/>
+      <w:pPr>
+        <w:ind w:left="4680" w:hanging="360"/>
+      </w:pPr>
+      <w:rPr>
+        <w:rFonts w:ascii="Symbol" w:hAnsi="Symbol" w:hint="default"/>
+      </w:rPr>
+    </w:lvl>
+    <w:lvl w:ilvl="7" w:tplc="04090003" w:tentative="1">
+      <w:start w:val="1"/>
+      <w:numFmt w:val="bullet"/>
+      <w:lvlText w:val="o"/>
+      <w:lvlJc w:val="left"/>
+      <w:pPr>
+        <w:ind w:left="5400" w:hanging="360"/>
+      </w:pPr>
+      <w:rPr>
+        <w:rFonts w:ascii="Courier New" w:hAnsi="Courier New" w:cs="Courier New" w:hint="default"/>
+      </w:rPr>
+    </w:lvl>
+    <w:lvl w:ilvl="8" w:tplc="04090005" w:tentative="1">
+      <w:start w:val="1"/>
+      <w:numFmt w:val="bullet"/>
+      <w:lvlText w:val=""/>
+      <w:lvlJc w:val="left"/>
+      <w:pPr>
+        <w:ind w:left="6120" w:hanging="360"/>
+      </w:pPr>
+      <w:rPr>
+        <w:rFonts w:ascii="Wingdings" w:hAnsi="Wingdings" w:hint="default"/>
+      </w:rPr>
+    </w:lvl>
+  </w:abstractNum>
+  <w:abstractNum w:abstractNumId="8" w15:restartNumberingAfterBreak="0">
+    <w:nsid w:val="53610A5F"/>
+    <w:multiLevelType w:val="hybridMultilevel"/>
+    <w:tmpl w:val="39668EF4"/>
+    <w:lvl w:ilvl="0" w:tplc="04090001">
+      <w:start w:val="1"/>
+      <w:numFmt w:val="bullet"/>
+      <w:lvlText w:val=""/>
+      <w:lvlJc w:val="left"/>
+      <w:pPr>
+        <w:ind w:left="360" w:hanging="360"/>
+      </w:pPr>
+      <w:rPr>
+        <w:rFonts w:ascii="Symbol" w:hAnsi="Symbol" w:hint="default"/>
+      </w:rPr>
+    </w:lvl>
+    <w:lvl w:ilvl="1" w:tplc="04090003" w:tentative="1">
+      <w:start w:val="1"/>
+      <w:numFmt w:val="bullet"/>
+      <w:lvlText w:val="o"/>
+      <w:lvlJc w:val="left"/>
+      <w:pPr>
+        <w:ind w:left="1080" w:hanging="360"/>
+      </w:pPr>
+      <w:rPr>
+        <w:rFonts w:ascii="Courier New" w:hAnsi="Courier New" w:cs="Courier New" w:hint="default"/>
+      </w:rPr>
+    </w:lvl>
+    <w:lvl w:ilvl="2" w:tplc="04090005" w:tentative="1">
+      <w:start w:val="1"/>
+      <w:numFmt w:val="bullet"/>
+      <w:lvlText w:val=""/>
+      <w:lvlJc w:val="left"/>
+      <w:pPr>
+        <w:ind w:left="1800" w:hanging="360"/>
+      </w:pPr>
+      <w:rPr>
+        <w:rFonts w:ascii="Wingdings" w:hAnsi="Wingdings" w:hint="default"/>
+      </w:rPr>
+    </w:lvl>
+    <w:lvl w:ilvl="3" w:tplc="04090001" w:tentative="1">
+      <w:start w:val="1"/>
+      <w:numFmt w:val="bullet"/>
+      <w:lvlText w:val=""/>
+      <w:lvlJc w:val="left"/>
+      <w:pPr>
+        <w:ind w:left="2520" w:hanging="360"/>
+      </w:pPr>
+      <w:rPr>
+        <w:rFonts w:ascii="Symbol" w:hAnsi="Symbol" w:hint="default"/>
+      </w:rPr>
+    </w:lvl>
+    <w:lvl w:ilvl="4" w:tplc="04090003" w:tentative="1">
+      <w:start w:val="1"/>
+      <w:numFmt w:val="bullet"/>
+      <w:lvlText w:val="o"/>
+      <w:lvlJc w:val="left"/>
+      <w:pPr>
+        <w:ind w:left="3240" w:hanging="360"/>
+      </w:pPr>
+      <w:rPr>
+        <w:rFonts w:ascii="Courier New" w:hAnsi="Courier New" w:cs="Courier New" w:hint="default"/>
+      </w:rPr>
+    </w:lvl>
+    <w:lvl w:ilvl="5" w:tplc="04090005" w:tentative="1">
+      <w:start w:val="1"/>
+      <w:numFmt w:val="bullet"/>
+      <w:lvlText w:val=""/>
+      <w:lvlJc w:val="left"/>
+      <w:pPr>
+        <w:ind w:left="3960" w:hanging="360"/>
+      </w:pPr>
+      <w:rPr>
+        <w:rFonts w:ascii="Wingdings" w:hAnsi="Wingdings" w:hint="default"/>
+      </w:rPr>
+    </w:lvl>
+    <w:lvl w:ilvl="6" w:tplc="04090001" w:tentative="1">
+      <w:start w:val="1"/>
+      <w:numFmt w:val="bullet"/>
+      <w:lvlText w:val=""/>
+      <w:lvlJc w:val="left"/>
+      <w:pPr>
+        <w:ind w:left="4680" w:hanging="360"/>
+      </w:pPr>
+      <w:rPr>
+        <w:rFonts w:ascii="Symbol" w:hAnsi="Symbol" w:hint="default"/>
+      </w:rPr>
+    </w:lvl>
+    <w:lvl w:ilvl="7" w:tplc="04090003" w:tentative="1">
+      <w:start w:val="1"/>
+      <w:numFmt w:val="bullet"/>
+      <w:lvlText w:val="o"/>
+      <w:lvlJc w:val="left"/>
+      <w:pPr>
+        <w:ind w:left="5400" w:hanging="360"/>
+      </w:pPr>
+      <w:rPr>
+        <w:rFonts w:ascii="Courier New" w:hAnsi="Courier New" w:cs="Courier New" w:hint="default"/>
+      </w:rPr>
+    </w:lvl>
+    <w:lvl w:ilvl="8" w:tplc="04090005" w:tentative="1">
+      <w:start w:val="1"/>
+      <w:numFmt w:val="bullet"/>
+      <w:lvlText w:val=""/>
+      <w:lvlJc w:val="left"/>
+      <w:pPr>
+        <w:ind w:left="6120" w:hanging="360"/>
+      </w:pPr>
+      <w:rPr>
+        <w:rFonts w:ascii="Wingdings" w:hAnsi="Wingdings" w:hint="default"/>
+      </w:rPr>
+    </w:lvl>
+  </w:abstractNum>
+  <w:abstractNum w:abstractNumId="9" w15:restartNumberingAfterBreak="0">
+    <w:nsid w:val="5A024774"/>
+    <w:multiLevelType w:val="hybridMultilevel"/>
+    <w:tmpl w:val="C530576A"/>
+    <w:lvl w:ilvl="0" w:tplc="04090001">
+      <w:start w:val="1"/>
+      <w:numFmt w:val="bullet"/>
+      <w:lvlText w:val=""/>
+      <w:lvlJc w:val="left"/>
+      <w:pPr>
+        <w:ind w:left="360" w:hanging="360"/>
+      </w:pPr>
+      <w:rPr>
+        <w:rFonts w:ascii="Symbol" w:hAnsi="Symbol" w:hint="default"/>
+      </w:rPr>
+    </w:lvl>
+    <w:lvl w:ilvl="1" w:tplc="04090003" w:tentative="1">
+      <w:start w:val="1"/>
+      <w:numFmt w:val="bullet"/>
+      <w:lvlText w:val="o"/>
+      <w:lvlJc w:val="left"/>
+      <w:pPr>
+        <w:ind w:left="1080" w:hanging="360"/>
+      </w:pPr>
+      <w:rPr>
+        <w:rFonts w:ascii="Courier New" w:hAnsi="Courier New" w:cs="Courier New" w:hint="default"/>
+      </w:rPr>
+    </w:lvl>
+    <w:lvl w:ilvl="2" w:tplc="04090005" w:tentative="1">
+      <w:start w:val="1"/>
+      <w:numFmt w:val="bullet"/>
+      <w:lvlText w:val=""/>
+      <w:lvlJc w:val="left"/>
+      <w:pPr>
+        <w:ind w:left="1800" w:hanging="360"/>
+      </w:pPr>
+      <w:rPr>
+        <w:rFonts w:ascii="Wingdings" w:hAnsi="Wingdings" w:hint="default"/>
+      </w:rPr>
+    </w:lvl>
+    <w:lvl w:ilvl="3" w:tplc="04090001" w:tentative="1">
+      <w:start w:val="1"/>
+      <w:numFmt w:val="bullet"/>
+      <w:lvlText w:val=""/>
+      <w:lvlJc w:val="left"/>
+      <w:pPr>
+        <w:ind w:left="2520" w:hanging="360"/>
+      </w:pPr>
+      <w:rPr>
+        <w:rFonts w:ascii="Symbol" w:hAnsi="Symbol" w:hint="default"/>
+      </w:rPr>
+    </w:lvl>
+    <w:lvl w:ilvl="4" w:tplc="04090003" w:tentative="1">
+      <w:start w:val="1"/>
+      <w:numFmt w:val="bullet"/>
+      <w:lvlText w:val="o"/>
+      <w:lvlJc w:val="left"/>
+      <w:pPr>
+        <w:ind w:left="3240" w:hanging="360"/>
+      </w:pPr>
+      <w:rPr>
+        <w:rFonts w:ascii="Courier New" w:hAnsi="Courier New" w:cs="Courier New" w:hint="default"/>
+      </w:rPr>
+    </w:lvl>
+    <w:lvl w:ilvl="5" w:tplc="04090005" w:tentative="1">
+      <w:start w:val="1"/>
+      <w:numFmt w:val="bullet"/>
+      <w:lvlText w:val=""/>
+      <w:lvlJc w:val="left"/>
+      <w:pPr>
+        <w:ind w:left="3960" w:hanging="360"/>
+      </w:pPr>
+      <w:rPr>
+        <w:rFonts w:ascii="Wingdings" w:hAnsi="Wingdings" w:hint="default"/>
+      </w:rPr>
+    </w:lvl>
+    <w:lvl w:ilvl="6" w:tplc="04090001" w:tentative="1">
+      <w:start w:val="1"/>
+      <w:numFmt w:val="bullet"/>
+      <w:lvlText w:val=""/>
+      <w:lvlJc w:val="left"/>
+      <w:pPr>
+        <w:ind w:left="4680" w:hanging="360"/>
+      </w:pPr>
+      <w:rPr>
+        <w:rFonts w:ascii="Symbol" w:hAnsi="Symbol" w:hint="default"/>
+      </w:rPr>
+    </w:lvl>
+    <w:lvl w:ilvl="7" w:tplc="04090003" w:tentative="1">
+      <w:start w:val="1"/>
+      <w:numFmt w:val="bullet"/>
+      <w:lvlText w:val="o"/>
+      <w:lvlJc w:val="left"/>
+      <w:pPr>
+        <w:ind w:left="5400" w:hanging="360"/>
+      </w:pPr>
+      <w:rPr>
+        <w:rFonts w:ascii="Courier New" w:hAnsi="Courier New" w:cs="Courier New" w:hint="default"/>
+      </w:rPr>
+    </w:lvl>
+    <w:lvl w:ilvl="8" w:tplc="04090005" w:tentative="1">
+      <w:start w:val="1"/>
+      <w:numFmt w:val="bullet"/>
+      <w:lvlText w:val=""/>
+      <w:lvlJc w:val="left"/>
+      <w:pPr>
+        <w:ind w:left="6120" w:hanging="360"/>
+      </w:pPr>
+      <w:rPr>
+        <w:rFonts w:ascii="Wingdings" w:hAnsi="Wingdings" w:hint="default"/>
+      </w:rPr>
+    </w:lvl>
+  </w:abstractNum>
+  <w:abstractNum w:abstractNumId="10" w15:restartNumberingAfterBreak="0">
+    <w:nsid w:val="6C751AA5"/>
+    <w:multiLevelType w:val="hybridMultilevel"/>
+    <w:tmpl w:val="ADBC930A"/>
+    <w:lvl w:ilvl="0" w:tplc="04090001">
+      <w:start w:val="1"/>
+      <w:numFmt w:val="bullet"/>
+      <w:lvlText w:val=""/>
+      <w:lvlJc w:val="left"/>
+      <w:pPr>
+        <w:ind w:left="360" w:hanging="360"/>
+      </w:pPr>
+      <w:rPr>
+        <w:rFonts w:ascii="Symbol" w:hAnsi="Symbol" w:hint="default"/>
+      </w:rPr>
+    </w:lvl>
+    <w:lvl w:ilvl="1" w:tplc="04090003" w:tentative="1">
+      <w:start w:val="1"/>
+      <w:numFmt w:val="bullet"/>
+      <w:lvlText w:val="o"/>
+      <w:lvlJc w:val="left"/>
+      <w:pPr>
+        <w:ind w:left="1080" w:hanging="360"/>
+      </w:pPr>
+      <w:rPr>
+        <w:rFonts w:ascii="Courier New" w:hAnsi="Courier New" w:cs="Courier New" w:hint="default"/>
+      </w:rPr>
+    </w:lvl>
+    <w:lvl w:ilvl="2" w:tplc="04090005" w:tentative="1">
+      <w:start w:val="1"/>
+      <w:numFmt w:val="bullet"/>
+      <w:lvlText w:val=""/>
+      <w:lvlJc w:val="left"/>
+      <w:pPr>
+        <w:ind w:left="1800" w:hanging="360"/>
+      </w:pPr>
+      <w:rPr>
+        <w:rFonts w:ascii="Wingdings" w:hAnsi="Wingdings" w:hint="default"/>
+      </w:rPr>
+    </w:lvl>
+    <w:lvl w:ilvl="3" w:tplc="04090001" w:tentative="1">
+      <w:start w:val="1"/>
+      <w:numFmt w:val="bullet"/>
+      <w:lvlText w:val=""/>
+      <w:lvlJc w:val="left"/>
+      <w:pPr>
+        <w:ind w:left="2520" w:hanging="360"/>
+      </w:pPr>
+      <w:rPr>
+        <w:rFonts w:ascii="Symbol" w:hAnsi="Symbol" w:hint="default"/>
+      </w:rPr>
+    </w:lvl>
+    <w:lvl w:ilvl="4" w:tplc="04090003" w:tentative="1">
+      <w:start w:val="1"/>
+      <w:numFmt w:val="bullet"/>
+      <w:lvlText w:val="o"/>
+      <w:lvlJc w:val="left"/>
+      <w:pPr>
+        <w:ind w:left="3240" w:hanging="360"/>
+      </w:pPr>
+      <w:rPr>
+        <w:rFonts w:ascii="Courier New" w:hAnsi="Courier New" w:cs="Courier New" w:hint="default"/>
+      </w:rPr>
+    </w:lvl>
+    <w:lvl w:ilvl="5" w:tplc="04090005" w:tentative="1">
+      <w:start w:val="1"/>
+      <w:numFmt w:val="bullet"/>
+      <w:lvlText w:val=""/>
+      <w:lvlJc w:val="left"/>
+      <w:pPr>
+        <w:ind w:left="3960" w:hanging="360"/>
+      </w:pPr>
+      <w:rPr>
+        <w:rFonts w:ascii="Wingdings" w:hAnsi="Wingdings" w:hint="default"/>
+      </w:rPr>
+    </w:lvl>
+    <w:lvl w:ilvl="6" w:tplc="04090001" w:tentative="1">
+      <w:start w:val="1"/>
+      <w:numFmt w:val="bullet"/>
+      <w:lvlText w:val=""/>
+      <w:lvlJc w:val="left"/>
+      <w:pPr>
+        <w:ind w:left="4680" w:hanging="360"/>
+      </w:pPr>
+      <w:rPr>
+        <w:rFonts w:ascii="Symbol" w:hAnsi="Symbol" w:hint="default"/>
+      </w:rPr>
+    </w:lvl>
+    <w:lvl w:ilvl="7" w:tplc="04090003" w:tentative="1">
+      <w:start w:val="1"/>
+      <w:numFmt w:val="bullet"/>
+      <w:lvlText w:val="o"/>
+      <w:lvlJc w:val="left"/>
+      <w:pPr>
+        <w:ind w:left="5400" w:hanging="360"/>
+      </w:pPr>
+      <w:rPr>
+        <w:rFonts w:ascii="Courier New" w:hAnsi="Courier New" w:cs="Courier New" w:hint="default"/>
+      </w:rPr>
+    </w:lvl>
+    <w:lvl w:ilvl="8" w:tplc="04090005" w:tentative="1">
+      <w:start w:val="1"/>
+      <w:numFmt w:val="bullet"/>
+      <w:lvlText w:val=""/>
+      <w:lvlJc w:val="left"/>
+      <w:pPr>
+        <w:ind w:left="6120" w:hanging="360"/>
+      </w:pPr>
+      <w:rPr>
+        <w:rFonts w:ascii="Wingdings" w:hAnsi="Wingdings" w:hint="default"/>
+      </w:rPr>
+    </w:lvl>
+  </w:abstractNum>
+  <w:abstractNum w:abstractNumId="11" w15:restartNumberingAfterBreak="0">
+    <w:nsid w:val="71D13C5F"/>
+    <w:multiLevelType w:val="hybridMultilevel"/>
+    <w:tmpl w:val="8ABA78E0"/>
+    <w:lvl w:ilvl="0" w:tplc="04090001">
+      <w:start w:val="1"/>
+      <w:numFmt w:val="bullet"/>
+      <w:lvlText w:val=""/>
+      <w:lvlJc w:val="left"/>
+      <w:pPr>
+        <w:ind w:left="360" w:hanging="360"/>
+      </w:pPr>
+      <w:rPr>
+        <w:rFonts w:ascii="Symbol" w:hAnsi="Symbol" w:hint="default"/>
+      </w:rPr>
+    </w:lvl>
+    <w:lvl w:ilvl="1" w:tplc="04090003" w:tentative="1">
+      <w:start w:val="1"/>
+      <w:numFmt w:val="bullet"/>
+      <w:lvlText w:val="o"/>
+      <w:lvlJc w:val="left"/>
+      <w:pPr>
+        <w:ind w:left="1080" w:hanging="360"/>
+      </w:pPr>
+      <w:rPr>
+        <w:rFonts w:ascii="Courier New" w:hAnsi="Courier New" w:cs="Courier New" w:hint="default"/>
+      </w:rPr>
+    </w:lvl>
+    <w:lvl w:ilvl="2" w:tplc="04090005" w:tentative="1">
+      <w:start w:val="1"/>
+      <w:numFmt w:val="bullet"/>
+      <w:lvlText w:val=""/>
+      <w:lvlJc w:val="left"/>
+      <w:pPr>
+        <w:ind w:left="1800" w:hanging="360"/>
+      </w:pPr>
+      <w:rPr>
+        <w:rFonts w:ascii="Wingdings" w:hAnsi="Wingdings" w:hint="default"/>
+      </w:rPr>
+    </w:lvl>
+    <w:lvl w:ilvl="3" w:tplc="04090001" w:tentative="1">
+      <w:start w:val="1"/>
+      <w:numFmt w:val="bullet"/>
+      <w:lvlText w:val=""/>
+      <w:lvlJc w:val="left"/>
+      <w:pPr>
+        <w:ind w:left="2520" w:hanging="360"/>
+      </w:pPr>
+      <w:rPr>
+        <w:rFonts w:ascii="Symbol" w:hAnsi="Symbol" w:hint="default"/>
+      </w:rPr>
+    </w:lvl>
+    <w:lvl w:ilvl="4" w:tplc="04090003" w:tentative="1">
+      <w:start w:val="1"/>
+      <w:numFmt w:val="bullet"/>
+      <w:lvlText w:val="o"/>
+      <w:lvlJc w:val="left"/>
+      <w:pPr>
+        <w:ind w:left="3240" w:hanging="360"/>
+      </w:pPr>
+      <w:rPr>
+        <w:rFonts w:ascii="Courier New" w:hAnsi="Courier New" w:cs="Courier New" w:hint="default"/>
+      </w:rPr>
+    </w:lvl>
+    <w:lvl w:ilvl="5" w:tplc="04090005" w:tentative="1">
+      <w:start w:val="1"/>
+      <w:numFmt w:val="bullet"/>
+      <w:lvlText w:val=""/>
+      <w:lvlJc w:val="left"/>
+      <w:pPr>
+        <w:ind w:left="3960" w:hanging="360"/>
+      </w:pPr>
+      <w:rPr>
+        <w:rFonts w:ascii="Wingdings" w:hAnsi="Wingdings" w:hint="default"/>
+      </w:rPr>
+    </w:lvl>
+    <w:lvl w:ilvl="6" w:tplc="04090001" w:tentative="1">
+      <w:start w:val="1"/>
+      <w:numFmt w:val="bullet"/>
+      <w:lvlText w:val=""/>
+      <w:lvlJc w:val="left"/>
+      <w:pPr>
+        <w:ind w:left="4680" w:hanging="360"/>
+      </w:pPr>
+      <w:rPr>
+        <w:rFonts w:ascii="Symbol" w:hAnsi="Symbol" w:hint="default"/>
+      </w:rPr>
+    </w:lvl>
+    <w:lvl w:ilvl="7" w:tplc="04090003" w:tentative="1">
+      <w:start w:val="1"/>
+      <w:numFmt w:val="bullet"/>
+      <w:lvlText w:val="o"/>
+      <w:lvlJc w:val="left"/>
+      <w:pPr>
+        <w:ind w:left="5400" w:hanging="360"/>
+      </w:pPr>
+      <w:rPr>
+        <w:rFonts w:ascii="Courier New" w:hAnsi="Courier New" w:cs="Courier New" w:hint="default"/>
+      </w:rPr>
+    </w:lvl>
+    <w:lvl w:ilvl="8" w:tplc="04090005" w:tentative="1">
+      <w:start w:val="1"/>
+      <w:numFmt w:val="bullet"/>
+      <w:lvlText w:val=""/>
+      <w:lvlJc w:val="left"/>
+      <w:pPr>
+        <w:ind w:left="6120" w:hanging="360"/>
+      </w:pPr>
+      <w:rPr>
+        <w:rFonts w:ascii="Wingdings" w:hAnsi="Wingdings" w:hint="default"/>
+      </w:rPr>
+    </w:lvl>
+  </w:abstractNum>
   <w:num w:numId="1" w16cid:durableId="381639312">
+    <w:abstractNumId w:val="2"/>
+  </w:num>
+  <w:num w:numId="2" w16cid:durableId="1256742568">
     <w:abstractNumId w:val="1"/>
   </w:num>
-  <w:num w:numId="2" w16cid:durableId="1256742568">
-    <w:abstractNumId w:val="0"/>
-  </w:num>
   <w:num w:numId="3" w16cid:durableId="1301378533">
-    <w:abstractNumId w:val="2"/>
+    <w:abstractNumId w:val="6"/>
   </w:num>
   <w:num w:numId="4" w16cid:durableId="1400981758">
+    <w:abstractNumId w:val="11"/>
+  </w:num>
+  <w:num w:numId="5" w16cid:durableId="832572638">
+    <w:abstractNumId w:val="8"/>
+  </w:num>
+  <w:num w:numId="6" w16cid:durableId="1554660331">
+    <w:abstractNumId w:val="10"/>
+  </w:num>
+  <w:num w:numId="7" w16cid:durableId="1024942885">
+    <w:abstractNumId w:val="9"/>
+  </w:num>
+  <w:num w:numId="8" w16cid:durableId="1268924697">
+    <w:abstractNumId w:val="4"/>
+  </w:num>
+  <w:num w:numId="9" w16cid:durableId="1721905505">
     <w:abstractNumId w:val="3"/>
+  </w:num>
+  <w:num w:numId="10" w16cid:durableId="714738155">
+    <w:abstractNumId w:val="5"/>
+  </w:num>
+  <w:num w:numId="11" w16cid:durableId="62066290">
+    <w:abstractNumId w:val="7"/>
+  </w:num>
+  <w:num w:numId="12" w16cid:durableId="737438673">
+    <w:abstractNumId w:val="0"/>
   </w:num>
 </w:numbering>
 </file>
